--- a/Cover_Letters/Shinoy_CGI_Nederland_Test_Manager_Core_Transactions_Cover_Letter.docx
+++ b/Cover_Letters/Shinoy_CGI_Nederland_Test_Manager_Core_Transactions_Cover_Letter.docx
@@ -14,7 +14,7 @@
     </w:p>
     <w:p>
       <w:r>
-        <w:t>September 24, 2026</w:t>
+        <w:t>October 23, 2026</w:t>
       </w:r>
     </w:p>
     <w:p>
@@ -35,12 +35,7 @@
     </w:p>
     <w:p>
       <w:r>
-        <w:t>Your opening for a Test Manager for Core Transactions at CGI Nederland caught my attention because it focuses on complex end-to-end flows and quality governance. Throughout my career in banking and financial systems, I have spent over 8 years building automation frameworks, managing defect triage, and coordinating testing across integrated landscapes. I have worked extensively with API testing, database validation, and CI/CD pipelines to ensure reliable releases.</w:t>
-      </w:r>
-    </w:p>
-    <w:p>
-      <w:r>
-        <w:t>I also appreciate your openness to modern tooling, and in my recent work, I have streamlined test generation using Gemini Code Assist to speed up execution. I would enjoy bringing my background in test strategy and team collaboration to help support your delivery goals.</w:t>
+        <w:t>Your focus on core transactions and end-to-end testing alignment at CGI matches my background in financial systems QA. Throughout my career, I have coordinated test strategies, managed defect triage, and built scalable automation frameworks using Java, Selenium, and Playwright. I also use tools like Gemini Code Assist to streamline test generation and support development workflows.</w:t>
       </w:r>
     </w:p>
     <w:p>
